--- a/AB_Cloud_Quantum_Research/modules/core_spectrum/computations/V19_branch_stitching/monograph_ru.docx
+++ b/AB_Cloud_Quantum_Research/modules/core_spectrum/computations/V19_branch_stitching/monograph_ru.docx
@@ -291,7 +291,7 @@
         <w:jc w:val="both"/>
       </w:pPr>
       <w:r>
-        <w:t>Слой C — сшитый объект. Γ-фаза θ(t) = Im ln Γ(¼+it/2) − t·ln√π гладкая, но её приращение между серединами соседних интервалов концентрируется у π: 83.2% приращений попадают в окно π±0.3 (средний модуль отклонения 0.17 в единицах π/2). Следствие — знаковая когерентность: sign(cos θ(γ̃_k)) воспроизводит шахматку монодромии (−1)^k с точностью 99.95% (один сбой на 2000, z = 43.4 против пермутационной нулевой зоны 0.500±0.012). Именно это и есть сшивка R2: один объект — гладкая Γ-фаза — несёт ОБА признака, статистику (классическая аналитика, tanh-sinh-квадратуры) и кодировку (позиции и знаки нулей). Спектральная ветвь зафиксирована честно, без спекуляций: затвор с зарядами q_k = sign(cos θ(γ̃_k)) даёт D_KS 0.041–0.095 (GUE-класс) и r_align 0.053–0.135 (z до 1.83, ниже значимости) — урок V16 подтверждён: тождество не замыкается на ручках затвора, но фазовая сшивка объекта замыкается точно.</w:t>
+        <w:t>Слой C — сшитый объект. Γ-фаза θ(t) = Im ln Γ(¼+it/2) − t·ln√π гладкая, но её приращение между серединами соседних интервалов концентрируется у π: 83.2% приращений попадают в окно π±0.3 (средний модуль отклонения 0.17 в единицах π/2). Следствие — знаковая когерентность: sign(cos θ(γ̃_k)) воспроизводит шахматку монодромии (−1)^k с точностью 99.95% (один сбой на 2000, z = 43.4 против пермутационной нулевой зоны 0.500±0.012). Именно это и есть сшивка R2: один объект — гладкая Γ-фаза — несёт ОБА признака, статистику (классическая аналитика, tanh-sinh-квадратуры) и кодировку (позиции и знаки нулей). Спектральная ветвь зафиксирована честно, без спекуляций: затвор с зарядами q_k = sign(cos θ(γ̃_k)) даёт D_KS 0.041–0.095 (GUE-класс) и r_align 0.053–0.135 (z до 1.83, ниже значимости) — урок V16 подтверждён: битовая ветвь тождества не замыкается на ручках затвора (тождество уровней держится мостом D_nn), но фазовая сшивка объекта замыкается точно.</w:t>
       </w:r>
     </w:p>
     <w:p>
